--- a/docs/Lessons/Lesson 11 - Core Mechanics V/Handouts/Lesson_11_Handout_Unity.docx
+++ b/docs/Lessons/Lesson 11 - Core Mechanics V/Handouts/Lesson_11_Handout_Unity.docx
@@ -12,7 +12,7 @@
           <wp:inline distT="0" distB="0" distL="0" distR="0">
             <wp:extent cx="1097280" cy="1358537"/>
             <wp:effectExtent t="0" r="0" b="0" l="0"/>
-            <wp:docPr id="6" name="" descr="" title=""/>
+            <wp:docPr id="1" name="" descr="" title=""/>
             <wp:cNvGraphicFramePr>
               <a:graphicFrameLocks xmlns:a="http://schemas.openxmlformats.org/drawingml/2006/main" noChangeAspect="1"/>
             </wp:cNvGraphicFramePr>
@@ -196,7 +196,7 @@
           <wp:inline distT="0" distB="0" distL="0" distR="0">
             <wp:extent cx="4937760" cy="3950208"/>
             <wp:effectExtent t="0" r="0" b="0" l="0"/>
-            <wp:docPr id="7" name="" descr="" title=""/>
+            <wp:docPr id="1" name="" descr="" title=""/>
             <wp:cNvGraphicFramePr>
               <a:graphicFrameLocks xmlns:a="http://schemas.openxmlformats.org/drawingml/2006/main" noChangeAspect="1"/>
             </wp:cNvGraphicFramePr>
@@ -328,6 +328,19 @@
     </w:p>
     <w:p>
       <w:pPr>
+        <w:pStyle w:val="ListParagraph"/>
+        <w:numPr>
+          <w:ilvl w:val="0"/>
+          <w:numId w:val="3"/>
+        </w:numPr>
+        <w:spacing w:after="60"/>
+      </w:pPr>
+      <w:r>
+        <w:t xml:space="preserve">Keep your sounds: if you added winSound, lifeLostSound and gameOverSound in Lessons 6 and 8 (Level 3), they stay, along with the static instance and AudioClip fields they use. The code below shows their PlayClipAtPoint lines as plain, unhighlighted lines. If you skipped that goal, leave those lines out.</w:t>
+      </w:r>
+    </w:p>
+    <w:p>
+      <w:pPr>
         <w:shd w:fill="F0F0F0" w:val="clear"/>
         <w:spacing w:after="160" w:before="80"/>
         <w:ind w:left="360"/>
@@ -693,6 +706,18 @@
           <w:rFonts w:ascii="Consolas" w:cs="Consolas" w:eastAsia="Consolas" w:hAnsi="Consolas"/>
           <w:sz w:val="20"/>
           <w:szCs w:val="20"/>
+        </w:rPr>
+        <w:t xml:space="preserve">            AudioSource.PlayClipAtPoint(instance.winSound, Camera.main.transform.position);  // your Lesson 6 Level 3 sound</w:t>
+      </w:r>
+      <w:r>
+        <w:br/>
+        <w:t xml:space="preserve"/>
+      </w:r>
+      <w:r>
+        <w:rPr>
+          <w:rFonts w:ascii="Consolas" w:cs="Consolas" w:eastAsia="Consolas" w:hAnsi="Consolas"/>
+          <w:sz w:val="20"/>
+          <w:szCs w:val="20"/>
           <w:shd w:fill="FFE98A" w:val="clear"/>
         </w:rPr>
         <w:t xml:space="preserve">        } else {</w:t>
@@ -1322,8 +1347,8 @@
       </w:r>
     </w:p>
     <w:sectPr>
-      <w:headerReference w:type="default" r:id="rId6"/>
-      <w:footerReference w:type="default" r:id="rId7"/>
+      <w:headerReference w:type="default" r:id="rId7"/>
+      <w:footerReference w:type="default" r:id="rId8"/>
       <w:pgSz w:w="12240" w:h="15840" w:orient="portrait"/>
       <w:pgMar w:top="1440" w:right="1440" w:bottom="1440" w:left="1440" w:header="708" w:footer="708" w:gutter="0"/>
       <w:pgNumType/>
@@ -1331,6 +1356,10 @@
     </w:sectPr>
   </w:body>
 </w:document>
+</file>
+
+<file path=word/comments.xml><?xml version="1.0" encoding="utf-8"?>
+<w:comments xmlns:cx="http://schemas.microsoft.com/office/drawing/2014/chartex" xmlns:cx1="http://schemas.microsoft.com/office/drawing/2015/9/8/chartex" xmlns:cx2="http://schemas.microsoft.com/office/drawing/2015/10/21/chartex" xmlns:cx3="http://schemas.microsoft.com/office/drawing/2016/5/9/chartex" xmlns:cx4="http://schemas.microsoft.com/office/drawing/2016/5/10/chartex" xmlns:cx5="http://schemas.microsoft.com/office/drawing/2016/5/11/chartex" xmlns:cx6="http://schemas.microsoft.com/office/drawing/2016/5/12/chartex" xmlns:cx7="http://schemas.microsoft.com/office/drawing/2016/5/13/chartex" xmlns:cx8="http://schemas.microsoft.com/office/drawing/2016/5/14/chartex" xmlns:mc="http://schemas.openxmlformats.org/markup-compatibility/2006" xmlns:aink="http://schemas.microsoft.com/office/drawing/2016/ink" xmlns:am3d="http://schemas.microsoft.com/office/drawing/2017/model3d" xmlns:o="urn:schemas-microsoft-com:office:office" xmlns:r="http://schemas.openxmlformats.org/officeDocument/2006/relationships" xmlns:m="http://schemas.openxmlformats.org/officeDocument/2006/math" xmlns:v="urn:schemas-microsoft-com:vml" xmlns:wp14="http://schemas.microsoft.com/office/word/2010/wordprocessingDrawing" xmlns:wp="http://schemas.openxmlformats.org/drawingml/2006/wordprocessingDrawing" xmlns:w10="urn:schemas-microsoft-com:office:word" xmlns:w="http://schemas.openxmlformats.org/wordprocessingml/2006/main" xmlns:w14="http://schemas.microsoft.com/office/word/2010/wordml" xmlns:w15="http://schemas.microsoft.com/office/word/2012/wordml" xmlns:w16cex="http://schemas.microsoft.com/office/word/2018/wordml/cex" xmlns:w16cid="http://schemas.microsoft.com/office/word/2016/wordml/cid" xmlns:w16="http://schemas.microsoft.com/office/word/2018/wordml" xmlns:w16sdtdh="http://schemas.microsoft.com/office/word/2020/wordml/sdtdatahash" xmlns:w16se="http://schemas.microsoft.com/office/word/2015/wordml/symex" xmlns:wpg="http://schemas.microsoft.com/office/word/2010/wordprocessingGroup" xmlns:wpi="http://schemas.microsoft.com/office/word/2010/wordprocessingInk" xmlns:wne="http://schemas.microsoft.com/office/word/2006/wordml" xmlns:wps="http://schemas.microsoft.com/office/word/2010/wordprocessingShape"/>
 </file>
 
 <file path=word/endnotes.xml><?xml version="1.0" encoding="utf-8"?>
@@ -1479,7 +1508,7 @@
 <w:numbering xmlns:wpc="http://schemas.microsoft.com/office/word/2010/wordprocessingCanvas" xmlns:mc="http://schemas.openxmlformats.org/markup-compatibility/2006" xmlns:o="urn:schemas-microsoft-com:office:office" xmlns:r="http://schemas.openxmlformats.org/officeDocument/2006/relationships" xmlns:m="http://schemas.openxmlformats.org/officeDocument/2006/math" xmlns:v="urn:schemas-microsoft-com:vml" xmlns:wp14="http://schemas.microsoft.com/office/word/2010/wordprocessingDrawing" xmlns:wp="http://schemas.openxmlformats.org/drawingml/2006/wordprocessingDrawing" xmlns:w10="urn:schemas-microsoft-com:office:word" xmlns:w="http://schemas.openxmlformats.org/wordprocessingml/2006/main" xmlns:w14="http://schemas.microsoft.com/office/word/2010/wordml" xmlns:w15="http://schemas.microsoft.com/office/word/2012/wordml" xmlns:wpg="http://schemas.microsoft.com/office/word/2010/wordprocessingGroup" xmlns:wpi="http://schemas.microsoft.com/office/word/2010/wordprocessingInk" xmlns:wne="http://schemas.microsoft.com/office/word/2006/wordml" xmlns:wps="http://schemas.microsoft.com/office/word/2010/wordprocessingShape" mc:Ignorable="w14 w15 wp14">
   <w:abstractNum w:abstractNumId="1" w15:restartNumberingAfterBreak="0">
     <w:multiLevelType w:val="hybridMultilevel"/>
-    <w:lvl w:ilvl="0" w:tentative="1">
+    <w:lvl w:ilvl="0" w15:tentative="1">
       <w:start w:val="1"/>
       <w:numFmt w:val="bullet"/>
       <w:lvlText w:val="●"/>
@@ -1488,7 +1517,7 @@
         <w:ind w:left="720" w:hanging="360"/>
       </w:pPr>
     </w:lvl>
-    <w:lvl w:ilvl="1" w:tentative="1">
+    <w:lvl w:ilvl="1" w15:tentative="1">
       <w:start w:val="1"/>
       <w:numFmt w:val="bullet"/>
       <w:lvlText w:val="○"/>
@@ -1497,7 +1526,7 @@
         <w:ind w:left="1440" w:hanging="360"/>
       </w:pPr>
     </w:lvl>
-    <w:lvl w:ilvl="2" w:tentative="1">
+    <w:lvl w:ilvl="2" w15:tentative="1">
       <w:start w:val="1"/>
       <w:numFmt w:val="bullet"/>
       <w:lvlText w:val="■"/>
@@ -1506,7 +1535,7 @@
         <w:ind w:left="2160" w:hanging="360"/>
       </w:pPr>
     </w:lvl>
-    <w:lvl w:ilvl="3" w:tentative="1">
+    <w:lvl w:ilvl="3" w15:tentative="1">
       <w:start w:val="1"/>
       <w:numFmt w:val="bullet"/>
       <w:lvlText w:val="●"/>
@@ -1515,7 +1544,7 @@
         <w:ind w:left="2880" w:hanging="360"/>
       </w:pPr>
     </w:lvl>
-    <w:lvl w:ilvl="4" w:tentative="1">
+    <w:lvl w:ilvl="4" w15:tentative="1">
       <w:start w:val="1"/>
       <w:numFmt w:val="bullet"/>
       <w:lvlText w:val="○"/>
@@ -1524,7 +1553,7 @@
         <w:ind w:left="3600" w:hanging="360"/>
       </w:pPr>
     </w:lvl>
-    <w:lvl w:ilvl="5" w:tentative="1">
+    <w:lvl w:ilvl="5" w15:tentative="1">
       <w:start w:val="1"/>
       <w:numFmt w:val="bullet"/>
       <w:lvlText w:val="■"/>
@@ -1533,7 +1562,7 @@
         <w:ind w:left="4320" w:hanging="360"/>
       </w:pPr>
     </w:lvl>
-    <w:lvl w:ilvl="6" w:tentative="1">
+    <w:lvl w:ilvl="6" w15:tentative="1">
       <w:start w:val="1"/>
       <w:numFmt w:val="bullet"/>
       <w:lvlText w:val="●"/>
@@ -1542,7 +1571,7 @@
         <w:ind w:left="5040" w:hanging="360"/>
       </w:pPr>
     </w:lvl>
-    <w:lvl w:ilvl="7" w:tentative="1">
+    <w:lvl w:ilvl="7" w15:tentative="1">
       <w:start w:val="1"/>
       <w:numFmt w:val="bullet"/>
       <w:lvlText w:val="●"/>
@@ -1551,7 +1580,7 @@
         <w:ind w:left="5760" w:hanging="360"/>
       </w:pPr>
     </w:lvl>
-    <w:lvl w:ilvl="8" w:tentative="1">
+    <w:lvl w:ilvl="8" w15:tentative="1">
       <w:start w:val="1"/>
       <w:numFmt w:val="bullet"/>
       <w:lvlText w:val="●"/>
@@ -1563,7 +1592,7 @@
   </w:abstractNum>
   <w:abstractNum w:abstractNumId="2" w15:restartNumberingAfterBreak="0">
     <w:multiLevelType w:val="hybridMultilevel"/>
-    <w:lvl w:ilvl="0" w:tentative="1">
+    <w:lvl w:ilvl="0" w15:tentative="1">
       <w:start w:val="1"/>
       <w:numFmt w:val="bullet"/>
       <w:lvlText w:val="•"/>
@@ -1575,7 +1604,7 @@
   </w:abstractNum>
   <w:abstractNum w:abstractNumId="3" w15:restartNumberingAfterBreak="0">
     <w:multiLevelType w:val="hybridMultilevel"/>
-    <w:lvl w:ilvl="0" w:tentative="1">
+    <w:lvl w:ilvl="0" w15:tentative="1">
       <w:start w:val="1"/>
       <w:numFmt w:val="decimal"/>
       <w:lvlText w:val="%1."/>
@@ -1587,7 +1616,7 @@
   </w:abstractNum>
   <w:abstractNum w:abstractNumId="4" w15:restartNumberingAfterBreak="0">
     <w:multiLevelType w:val="hybridMultilevel"/>
-    <w:lvl w:ilvl="0" w:tentative="1">
+    <w:lvl w:ilvl="0" w15:tentative="1">
       <w:start w:val="1"/>
       <w:numFmt w:val="bullet"/>
       <w:lvlText w:val="☐"/>
@@ -1642,25 +1671,6 @@
     </w:rPrDefault>
     <w:pPrDefault/>
   </w:docDefaults>
-  <w:style w:type="paragraph" w:styleId="Normal" w:default="1">
-    <w:name w:val="Normal"/>
-    <w:qFormat/>
-  </w:style>
-  <w:style w:type="table" w:styleId="TableNormal" w:default="true">
-    <w:name w:val="Normal Table"/>
-    <w:uiPriority w:val="99"/>
-    <w:semiHidden/>
-    <w:unhideWhenUsed/>
-    <w:tblPr>
-      <w:tblInd w:type="dxa" w:w="0"/>
-      <w:tblCellMar>
-        <w:top w:type="dxa" w:w="0"/>
-        <w:left w:type="dxa" w:w="108"/>
-        <w:bottom w:type="dxa" w:w="0"/>
-        <w:right w:type="dxa" w:w="108"/>
-      </w:tblCellMar>
-    </w:tblPr>
-  </w:style>
   <w:style w:type="paragraph" w:styleId="Title">
     <w:name w:val="Title"/>
     <w:basedOn w:val="Normal"/>
@@ -1669,6 +1679,39 @@
     <w:rPr>
       <w:sz w:val="56"/>
       <w:szCs w:val="56"/>
+    </w:rPr>
+  </w:style>
+  <w:style w:type="paragraph" w:styleId="Heading1">
+    <w:name w:val="Heading 1"/>
+    <w:basedOn w:val="Normal"/>
+    <w:next w:val="Normal"/>
+    <w:qFormat/>
+    <w:rPr>
+      <w:color w:val="2E74B5"/>
+      <w:sz w:val="32"/>
+      <w:szCs w:val="32"/>
+    </w:rPr>
+  </w:style>
+  <w:style w:type="paragraph" w:styleId="Heading2">
+    <w:name w:val="Heading 2"/>
+    <w:basedOn w:val="Normal"/>
+    <w:next w:val="Normal"/>
+    <w:qFormat/>
+    <w:rPr>
+      <w:color w:val="2E74B5"/>
+      <w:sz w:val="26"/>
+      <w:szCs w:val="26"/>
+    </w:rPr>
+  </w:style>
+  <w:style w:type="paragraph" w:styleId="Heading3">
+    <w:name w:val="Heading 3"/>
+    <w:basedOn w:val="Normal"/>
+    <w:next w:val="Normal"/>
+    <w:qFormat/>
+    <w:rPr>
+      <w:color w:val="1F4D78"/>
+      <w:sz w:val="24"/>
+      <w:szCs w:val="24"/>
     </w:rPr>
   </w:style>
   <w:style w:type="paragraph" w:styleId="Heading4">
@@ -1854,294 +1897,4 @@
     </w:rPr>
   </w:style>
 </w:styles>
-</file>
-
-<file path=word/theme/theme1.xml><?xml version="1.0" encoding="utf-8"?>
-<a:theme xmlns:a="http://schemas.openxmlformats.org/drawingml/2006/main" name="Office Theme">
-  <a:themeElements>
-    <a:clrScheme name="Office">
-      <a:dk1>
-        <a:sysClr val="windowText" lastClr="000000"/>
-      </a:dk1>
-      <a:lt1>
-        <a:sysClr val="window" lastClr="FFFFFF"/>
-      </a:lt1>
-      <a:dk2>
-        <a:srgbClr val="44546A"/>
-      </a:dk2>
-      <a:lt2>
-        <a:srgbClr val="E7E6E6"/>
-      </a:lt2>
-      <a:accent1>
-        <a:srgbClr val="4472C4"/>
-      </a:accent1>
-      <a:accent2>
-        <a:srgbClr val="ED7D31"/>
-      </a:accent2>
-      <a:accent3>
-        <a:srgbClr val="A5A5A5"/>
-      </a:accent3>
-      <a:accent4>
-        <a:srgbClr val="FFC000"/>
-      </a:accent4>
-      <a:accent5>
-        <a:srgbClr val="5B9BD5"/>
-      </a:accent5>
-      <a:accent6>
-        <a:srgbClr val="70AD47"/>
-      </a:accent6>
-      <a:hlink>
-        <a:srgbClr val="0563C1"/>
-      </a:hlink>
-      <a:folHlink>
-        <a:srgbClr val="954F72"/>
-      </a:folHlink>
-    </a:clrScheme>
-    <a:fontScheme name="Office">
-      <a:majorFont>
-        <a:latin typeface="Calibri Light" panose="020F0302020204030204"/>
-        <a:ea typeface=""/>
-        <a:cs typeface=""/>
-        <a:font script="Jpan" typeface="游ゴシック Light"/>
-        <a:font script="Hang" typeface="맑은 고딕"/>
-        <a:font script="Hans" typeface="等线 Light"/>
-        <a:font script="Hant" typeface="新細明體"/>
-        <a:font script="Arab" typeface="Times New Roman"/>
-        <a:font script="Hebr" typeface="Times New Roman"/>
-        <a:font script="Thai" typeface="Angsana New"/>
-        <a:font script="Ethi" typeface="Nyala"/>
-        <a:font script="Beng" typeface="Vrinda"/>
-        <a:font script="Gujr" typeface="Shruti"/>
-        <a:font script="Khmr" typeface="MoolBoran"/>
-        <a:font script="Knda" typeface="Tunga"/>
-        <a:font script="Guru" typeface="Raavi"/>
-        <a:font script="Cans" typeface="Euphemia"/>
-        <a:font script="Cher" typeface="Plantagenet Cherokee"/>
-        <a:font script="Yiii" typeface="Microsoft Yi Baiti"/>
-        <a:font script="Tibt" typeface="Microsoft Himalaya"/>
-        <a:font script="Thaa" typeface="MV Boli"/>
-        <a:font script="Deva" typeface="Mangal"/>
-        <a:font script="Telu" typeface="Gautami"/>
-        <a:font script="Taml" typeface="Latha"/>
-        <a:font script="Syrc" typeface="Estrangelo Edessa"/>
-        <a:font script="Orya" typeface="Kalinga"/>
-        <a:font script="Mlym" typeface="Kartika"/>
-        <a:font script="Laoo" typeface="DokChampa"/>
-        <a:font script="Sinh" typeface="Iskoola Pota"/>
-        <a:font script="Mong" typeface="Mongolian Baiti"/>
-        <a:font script="Viet" typeface="Times New Roman"/>
-        <a:font script="Uigh" typeface="Microsoft Uighur"/>
-        <a:font script="Geor" typeface="Sylfaen"/>
-        <a:font script="Armn" typeface="Arial"/>
-        <a:font script="Bugi" typeface="Leelawadee UI"/>
-        <a:font script="Bopo" typeface="Microsoft JhengHei"/>
-        <a:font script="Java" typeface="Javanese Text"/>
-        <a:font script="Lisu" typeface="Segoe UI"/>
-        <a:font script="Mymr" typeface="Myanmar Text"/>
-        <a:font script="Nkoo" typeface="Ebrima"/>
-        <a:font script="Olck" typeface="Nirmala UI"/>
-        <a:font script="Osma" typeface="Ebrima"/>
-        <a:font script="Phag" typeface="Phagspa"/>
-        <a:font script="Syrn" typeface="Estrangelo Edessa"/>
-        <a:font script="Syrj" typeface="Estrangelo Edessa"/>
-        <a:font script="Syre" typeface="Estrangelo Edessa"/>
-        <a:font script="Sora" typeface="Nirmala UI"/>
-        <a:font script="Tale" typeface="Microsoft Tai Le"/>
-        <a:font script="Talu" typeface="Microsoft New Tai Lue"/>
-        <a:font script="Tfng" typeface="Ebrima"/>
-      </a:majorFont>
-      <a:minorFont>
-        <a:latin typeface="Calibri" panose="020F0502020204030204"/>
-        <a:ea typeface=""/>
-        <a:cs typeface=""/>
-        <a:font script="Jpan" typeface="游明朝"/>
-        <a:font script="Hang" typeface="맑은 고딕"/>
-        <a:font script="Hans" typeface="等线"/>
-        <a:font script="Hant" typeface="新細明體"/>
-        <a:font script="Arab" typeface="Arial"/>
-        <a:font script="Hebr" typeface="Arial"/>
-        <a:font script="Thai" typeface="Cordia New"/>
-        <a:font script="Ethi" typeface="Nyala"/>
-        <a:font script="Beng" typeface="Vrinda"/>
-        <a:font script="Gujr" typeface="Shruti"/>
-        <a:font script="Khmr" typeface="DaunPenh"/>
-        <a:font script="Knda" typeface="Tunga"/>
-        <a:font script="Guru" typeface="Raavi"/>
-        <a:font script="Cans" typeface="Euphemia"/>
-        <a:font script="Cher" typeface="Plantagenet Cherokee"/>
-        <a:font script="Yiii" typeface="Microsoft Yi Baiti"/>
-        <a:font script="Tibt" typeface="Microsoft Himalaya"/>
-        <a:font script="Thaa" typeface="MV Boli"/>
-        <a:font script="Deva" typeface="Mangal"/>
-        <a:font script="Telu" typeface="Gautami"/>
-        <a:font script="Taml" typeface="Latha"/>
-        <a:font script="Syrc" typeface="Estrangelo Edessa"/>
-        <a:font script="Orya" typeface="Kalinga"/>
-        <a:font script="Mlym" typeface="Kartika"/>
-        <a:font script="Laoo" typeface="DokChampa"/>
-        <a:font script="Sinh" typeface="Iskoola Pota"/>
-        <a:font script="Mong" typeface="Mongolian Baiti"/>
-        <a:font script="Viet" typeface="Arial"/>
-        <a:font script="Uigh" typeface="Microsoft Uighur"/>
-        <a:font script="Geor" typeface="Sylfaen"/>
-        <a:font script="Armn" typeface="Arial"/>
-        <a:font script="Bugi" typeface="Leelawadee UI"/>
-        <a:font script="Bopo" typeface="Microsoft JhengHei"/>
-        <a:font script="Java" typeface="Javanese Text"/>
-        <a:font script="Lisu" typeface="Segoe UI"/>
-        <a:font script="Mymr" typeface="Myanmar Text"/>
-        <a:font script="Nkoo" typeface="Ebrima"/>
-        <a:font script="Olck" typeface="Nirmala UI"/>
-        <a:font script="Osma" typeface="Ebrima"/>
-        <a:font script="Phag" typeface="Phagspa"/>
-        <a:font script="Syrn" typeface="Estrangelo Edessa"/>
-        <a:font script="Syrj" typeface="Estrangelo Edessa"/>
-        <a:font script="Syre" typeface="Estrangelo Edessa"/>
-        <a:font script="Sora" typeface="Nirmala UI"/>
-        <a:font script="Tale" typeface="Microsoft Tai Le"/>
-        <a:font script="Talu" typeface="Microsoft New Tai Lue"/>
-        <a:font script="Tfng" typeface="Ebrima"/>
-      </a:minorFont>
-    </a:fontScheme>
-    <a:fmtScheme name="Office">
-      <a:fillStyleLst>
-        <a:solidFill>
-          <a:schemeClr val="phClr"/>
-        </a:solidFill>
-        <a:gradFill rotWithShape="true">
-          <a:gsLst>
-            <a:gs pos="0">
-              <a:schemeClr val="phClr">
-                <a:lumMod val="110000"/>
-                <a:satMod val="105000"/>
-                <a:tint val="67000"/>
-              </a:schemeClr>
-            </a:gs>
-            <a:gs pos="50000">
-              <a:schemeClr val="phClr">
-                <a:lumMod val="105000"/>
-                <a:satMod val="103000"/>
-                <a:tint val="73000"/>
-              </a:schemeClr>
-            </a:gs>
-            <a:gs pos="100000">
-              <a:schemeClr val="phClr">
-                <a:lumMod val="105000"/>
-                <a:satMod val="109000"/>
-                <a:tint val="81000"/>
-              </a:schemeClr>
-            </a:gs>
-          </a:gsLst>
-          <a:lin ang="5400000" scaled="false"/>
-        </a:gradFill>
-        <a:gradFill rotWithShape="true">
-          <a:gsLst>
-            <a:gs pos="0">
-              <a:schemeClr val="phClr">
-                <a:satMod val="103000"/>
-                <a:lumMod val="102000"/>
-                <a:tint val="94000"/>
-              </a:schemeClr>
-            </a:gs>
-            <a:gs pos="50000">
-              <a:schemeClr val="phClr">
-                <a:satMod val="110000"/>
-                <a:lumMod val="100000"/>
-                <a:shade val="100000"/>
-              </a:schemeClr>
-            </a:gs>
-            <a:gs pos="100000">
-              <a:schemeClr val="phClr">
-                <a:lumMod val="99000"/>
-                <a:satMod val="120000"/>
-                <a:shade val="78000"/>
-              </a:schemeClr>
-            </a:gs>
-          </a:gsLst>
-          <a:lin ang="5400000" scaled="false"/>
-        </a:gradFill>
-      </a:fillStyleLst>
-      <a:lnStyleLst>
-        <a:ln w="6350" cap="flat" cmpd="sng" algn="ctr">
-          <a:solidFill>
-            <a:schemeClr val="phClr"/>
-          </a:solidFill>
-          <a:prstDash val="solid"/>
-          <a:miter lim="800000"/>
-        </a:ln>
-        <a:ln w="12700" cap="flat" cmpd="sng" algn="ctr">
-          <a:solidFill>
-            <a:schemeClr val="phClr"/>
-          </a:solidFill>
-          <a:prstDash val="solid"/>
-          <a:miter lim="800000"/>
-        </a:ln>
-        <a:ln w="19050" cap="flat" cmpd="sng" algn="ctr">
-          <a:solidFill>
-            <a:schemeClr val="phClr"/>
-          </a:solidFill>
-          <a:prstDash val="solid"/>
-          <a:miter lim="800000"/>
-        </a:ln>
-      </a:lnStyleLst>
-      <a:effectStyleLst>
-        <a:effectStyle>
-          <a:effectLst/>
-        </a:effectStyle>
-        <a:effectStyle>
-          <a:effectLst/>
-        </a:effectStyle>
-        <a:effectStyle>
-          <a:effectLst>
-            <a:outerShdw blurRad="57150" dist="19050" dir="5400000" algn="ctr" rotWithShape="false">
-              <a:srgbClr val="000000">
-                <a:alpha val="63000"/>
-              </a:srgbClr>
-            </a:outerShdw>
-          </a:effectLst>
-        </a:effectStyle>
-      </a:effectStyleLst>
-      <a:bgFillStyleLst>
-        <a:solidFill>
-          <a:schemeClr val="phClr"/>
-        </a:solidFill>
-        <a:solidFill>
-          <a:schemeClr val="phClr">
-            <a:tint val="95000"/>
-            <a:satMod val="170000"/>
-          </a:schemeClr>
-        </a:solidFill>
-        <a:gradFill rotWithShape="true">
-          <a:gsLst>
-            <a:gs pos="0">
-              <a:schemeClr val="phClr">
-                <a:tint val="93000"/>
-                <a:satMod val="150000"/>
-                <a:shade val="98000"/>
-                <a:lumMod val="102000"/>
-              </a:schemeClr>
-            </a:gs>
-            <a:gs pos="50000">
-              <a:schemeClr val="phClr">
-                <a:tint val="98000"/>
-                <a:satMod val="130000"/>
-                <a:shade val="90000"/>
-                <a:lumMod val="103000"/>
-              </a:schemeClr>
-            </a:gs>
-            <a:gs pos="100000">
-              <a:schemeClr val="phClr">
-                <a:shade val="63000"/>
-                <a:satMod val="120000"/>
-              </a:schemeClr>
-            </a:gs>
-          </a:gsLst>
-          <a:lin ang="5400000" scaled="false"/>
-        </a:gradFill>
-      </a:bgFillStyleLst>
-    </a:fmtScheme>
-  </a:themeElements>
-  <a:objectDefaults/>
-  <a:extraClrSchemeLst/>
-</a:theme>
 </file>